--- a/backend-exhibits/slack-to-teams-standard-plan-notincluded.docx
+++ b/backend-exhibits/slack-to-teams-standard-plan-notincluded.docx
@@ -46,7 +46,7 @@
             </w:pPr>
             <w:r>
               <w:rPr>
-                <w:rFonts w:ascii="Arial" w:eastAsia="Arial" w:hAnsi="Arial" w:cs="Arial"/>
+                <w:rFonts w:ascii="Arial" w:hAnsi="Arial" w:cs="Arial" w:eastAsia="Arial"/>
                 <w:b/>
                 <w:sz w:val="21"/>
               </w:rPr>
@@ -75,7 +75,7 @@
             </w:pPr>
             <w:r>
               <w:rPr>
-                <w:rFonts w:ascii="Arial" w:eastAsia="Arial" w:hAnsi="Arial" w:cs="Arial"/>
+                <w:rFonts w:ascii="Arial" w:hAnsi="Arial" w:cs="Arial" w:eastAsia="Arial"/>
                 <w:b/>
                 <w:sz w:val="21"/>
               </w:rPr>
@@ -96,7 +96,7 @@
           <w:p>
             <w:r>
               <w:rPr>
-                <w:rFonts w:ascii="Arial" w:eastAsia="Arial" w:hAnsi="Arial" w:cs="Arial"/>
+                <w:rFonts w:ascii="Arial" w:hAnsi="Arial" w:cs="Arial" w:eastAsia="Arial"/>
                 <w:sz w:val="21"/>
               </w:rPr>
               <w:t>Slack bot integrations within direct messages (DMs) and channels will not be transferred to the destination workspace during migration.</w:t>
@@ -124,7 +124,7 @@
             </w:pPr>
             <w:r>
               <w:rPr>
-                <w:rFonts w:ascii="Arial" w:eastAsia="Arial" w:hAnsi="Arial" w:cs="Arial"/>
+                <w:rFonts w:ascii="Arial" w:hAnsi="Arial" w:cs="Arial" w:eastAsia="Arial"/>
                 <w:b/>
                 <w:sz w:val="21"/>
               </w:rPr>
@@ -145,7 +145,7 @@
           <w:p>
             <w:r>
               <w:rPr>
-                <w:rFonts w:ascii="Arial" w:eastAsia="Arial" w:hAnsi="Arial" w:cs="Arial"/>
+                <w:rFonts w:ascii="Arial" w:hAnsi="Arial" w:cs="Arial" w:eastAsia="Arial"/>
                 <w:sz w:val="21"/>
               </w:rPr>
               <w:t>Custom emojis within slack dm's and channels will not be transferred to teams.</w:t>
@@ -173,7 +173,7 @@
             </w:pPr>
             <w:r>
               <w:rPr>
-                <w:rFonts w:ascii="Arial" w:eastAsia="Arial" w:hAnsi="Arial" w:cs="Arial"/>
+                <w:rFonts w:ascii="Arial" w:hAnsi="Arial" w:cs="Arial" w:eastAsia="Arial"/>
                 <w:b/>
                 <w:sz w:val="21"/>
               </w:rPr>
@@ -194,7 +194,7 @@
           <w:p>
             <w:r>
               <w:rPr>
-                <w:rFonts w:ascii="Arial" w:eastAsia="Arial" w:hAnsi="Arial" w:cs="Arial"/>
+                <w:rFonts w:ascii="Arial" w:hAnsi="Arial" w:cs="Arial" w:eastAsia="Arial"/>
                 <w:sz w:val="21"/>
               </w:rPr>
               <w:t>Reactions of messages will not be maintained</w:t>
@@ -222,7 +222,7 @@
             </w:pPr>
             <w:r>
               <w:rPr>
-                <w:rFonts w:ascii="Arial" w:eastAsia="Arial" w:hAnsi="Arial" w:cs="Arial"/>
+                <w:rFonts w:ascii="Arial" w:hAnsi="Arial" w:cs="Arial" w:eastAsia="Arial"/>
                 <w:b/>
                 <w:sz w:val="21"/>
               </w:rPr>
@@ -246,7 +246,7 @@
             </w:pPr>
             <w:r>
               <w:rPr>
-                <w:rFonts w:ascii="Arial" w:eastAsia="Arial" w:hAnsi="Arial" w:cs="Arial"/>
+                <w:rFonts w:ascii="Arial" w:hAnsi="Arial" w:cs="Arial" w:eastAsia="Arial"/>
                 <w:sz w:val="21"/>
               </w:rPr>
               <w:t>We can't migrate Slack channels into existing teams in the destination. Instead, we need to create a new team during the process and add channels to that new team.</w:t>
@@ -274,7 +274,7 @@
             </w:pPr>
             <w:r>
               <w:rPr>
-                <w:rFonts w:ascii="Arial" w:eastAsia="Arial" w:hAnsi="Arial" w:cs="Arial"/>
+                <w:rFonts w:ascii="Arial" w:hAnsi="Arial" w:cs="Arial" w:eastAsia="Arial"/>
                 <w:b/>
                 <w:sz w:val="21"/>
               </w:rPr>
@@ -295,7 +295,7 @@
           <w:p>
             <w:r>
               <w:rPr>
-                <w:rFonts w:ascii="Arial" w:eastAsia="Arial" w:hAnsi="Arial" w:cs="Arial"/>
+                <w:rFonts w:ascii="Arial" w:hAnsi="Arial" w:cs="Arial" w:eastAsia="Arial"/>
                 <w:sz w:val="21"/>
               </w:rPr>
               <w:t>Slack private channels will migrate as standard channel into teams.</w:t>
@@ -323,7 +323,7 @@
             </w:pPr>
             <w:r>
               <w:rPr>
-                <w:rFonts w:ascii="Arial" w:eastAsia="Arial" w:hAnsi="Arial" w:cs="Arial"/>
+                <w:rFonts w:ascii="Arial" w:hAnsi="Arial" w:cs="Arial" w:eastAsia="Arial"/>
                 <w:b/>
                 <w:sz w:val="21"/>
               </w:rPr>
@@ -344,7 +344,7 @@
           <w:p>
             <w:r>
               <w:rPr>
-                <w:rFonts w:ascii="Arial" w:eastAsia="Arial" w:hAnsi="Arial" w:cs="Arial"/>
+                <w:rFonts w:ascii="Arial" w:hAnsi="Arial" w:cs="Arial" w:eastAsia="Arial"/>
                 <w:sz w:val="21"/>
               </w:rPr>
               <w:t>We cannot migrate dm's associated with deactivated users (User need to be activated).</w:t>
@@ -372,7 +372,7 @@
             </w:pPr>
             <w:r>
               <w:rPr>
-                <w:rFonts w:ascii="Arial" w:eastAsia="Arial" w:hAnsi="Arial" w:cs="Arial"/>
+                <w:rFonts w:ascii="Arial" w:hAnsi="Arial" w:cs="Arial" w:eastAsia="Arial"/>
                 <w:b/>
                 <w:sz w:val="21"/>
               </w:rPr>
@@ -393,7 +393,7 @@
           <w:p>
             <w:r>
               <w:rPr>
-                <w:rFonts w:ascii="Arial" w:eastAsia="Arial" w:hAnsi="Arial" w:cs="Arial"/>
+                <w:rFonts w:ascii="Arial" w:hAnsi="Arial" w:cs="Arial" w:eastAsia="Arial"/>
                 <w:sz w:val="21"/>
               </w:rPr>
               <w:t>When migrating DMs into teams, the default display will show the migrated timestamp on top of the message. To maintain the original timestamp from Slack, we're implementing an inline label that describes the message's original Slack timestamp.</w:t>
@@ -417,10 +417,10 @@
   <w:docDefaults>
     <w:rPrDefault>
       <w:rPr>
-        <w:rFonts w:asciiTheme="minorHAnsi" w:eastAsiaTheme="minorEastAsia" w:hAnsiTheme="minorHAnsi" w:cstheme="minorBidi"/>
+        <w:rFonts w:ascii="Arial" w:hAnsi="Arial" w:cs="Arial" w:eastAsia="Arial"/>
         <w:kern w:val="2"/>
-        <w:sz w:val="24"/>
-        <w:szCs w:val="24"/>
+        <w:sz w:val="21"/>
+        <w:szCs w:val="21"/>
         <w:lang w:val="en-IN" w:eastAsia="en-IN" w:bidi="ar-SA"/>
         <w14:ligatures w14:val="standardContextual"/>
       </w:rPr>
@@ -816,9 +816,9 @@
       <w:spacing w:line="259" w:lineRule="auto"/>
     </w:pPr>
     <w:rPr>
-      <w:rFonts w:ascii="Calibri" w:eastAsia="Calibri" w:hAnsi="Calibri" w:cs="Calibri"/>
+      <w:rFonts w:ascii="Arial" w:hAnsi="Arial" w:cs="Arial" w:eastAsia="Arial"/>
       <w:color w:val="000000"/>
-      <w:sz w:val="22"/>
+      <w:sz w:val="21"/>
     </w:rPr>
   </w:style>
   <w:style w:type="character" w:default="1" w:styleId="DefaultParagraphFont">
